--- a/mau_forms_thi_clb/HUONG_DAN_TOAN_BO_QUY_TRINH.docx
+++ b/mau_forms_thi_clb/HUONG_DAN_TOAN_BO_QUY_TRINH.docx
@@ -15,7 +15,7 @@
         <w:rPr>
           <w:i/>
         </w:rPr>
-        <w:t>Tài liệu này đi từ đầu tới cuối: cần chuẩn bị gì, cài skill thế nào, soạn đề, sinh mã, tạo biểu mẫu Google Forms, chấm và xuất dữ liệu, biến dữ liệu thành ba tệp nạp phần mềm, và cách sửa mã khi cần. Làm theo đúng thứ tự các phần.</w:t>
+        <w:t>Tài liệu này đi từ đầu tới cuối: cần chuẩn bị gì, cài skill thế nào, soạn đề, sinh mã, tạo biểu mẫu Google Forms, chấm và xuất dữ liệu, biến dữ liệu thành một Sổ nhập CLB nạp vào phần mềm, và cách sửa mã khi cần. Làm theo đúng thứ tự các phần.</w:t>
       </w:r>
     </w:p>
     <w:p>
@@ -356,7 +356,7 @@
                 <w:b w:val="0"/>
                 <w:sz w:val="20"/>
               </w:rPr>
-              <w:t>Thư mục Kết quả CLB (6 tệp Excel)</w:t>
+              <w:t>Thư mục Kết quả CLB (4 tệp Excel)</w:t>
             </w:r>
           </w:p>
         </w:tc>
@@ -388,7 +388,7 @@
                 <w:b w:val="0"/>
                 <w:sz w:val="20"/>
               </w:rPr>
-              <w:t>Soát, chấm lại, ra tệp nạp</w:t>
+              <w:t>Soát, chấm lại, ra sổ nhập</w:t>
             </w:r>
           </w:p>
         </w:tc>
@@ -418,7 +418,7 @@
                 <w:b w:val="0"/>
                 <w:sz w:val="20"/>
               </w:rPr>
-              <w:t>01, 02, 03 (.csv) và báo cáo bất thường</w:t>
+              <w:t>SO_NHAP_CLB.xlsx và báo cáo bất thường</w:t>
             </w:r>
           </w:p>
         </w:tc>
@@ -430,7 +430,7 @@
         <w:rPr>
           <w:i w:val="0"/>
         </w:rPr>
-        <w:t>Sau chặng 5 là nạp ba tệp vào phần mềm xếp CLB và chạy sắp xếp (mục 10).</w:t>
+        <w:t>Sau chặng 5 là kéo Sổ nhập CLB vào phần mềm xếp CLB và chạy sắp xếp (mục 10).</w:t>
       </w:r>
     </w:p>
     <w:p>
@@ -1055,7 +1055,7 @@
                 <w:b w:val="0"/>
                 <w:sz w:val="20"/>
               </w:rPr>
-              <w:t>Trên Google Drive, do chamTheoCLB tạo, chứa 6 tệp Excel (mục 7)</w:t>
+              <w:t>Trên Google Drive, do chamTheoCLB tạo, chứa 4 tệp Excel (mục 7)</w:t>
             </w:r>
           </w:p>
         </w:tc>
@@ -1104,7 +1104,7 @@
                 <w:b/>
                 <w:sz w:val="20"/>
               </w:rPr>
-              <w:t>01_danh_sach_CLB, 02_chon_CLB_muon_thi, 03_xep_hang_nguyen_vong</w:t>
+              <w:t>SO_NHAP_CLB.xlsx</w:t>
             </w:r>
           </w:p>
         </w:tc>
@@ -1119,7 +1119,7 @@
                 <w:b w:val="0"/>
                 <w:sz w:val="20"/>
               </w:rPr>
-              <w:t>Ba tệp phần mềm xếp CLB nạp được</w:t>
+              <w:t>Sổ nhập CLB: tệp DUY NHẤT phần mềm xếp CLB nạp được (trang 1. CLB, trang 2. Học sinh)</w:t>
             </w:r>
           </w:p>
         </w:tc>
@@ -1399,7 +1399,7 @@
         <w:t>Đầu vào:</w:t>
       </w:r>
       <w:r>
-        <w:t xml:space="preserve"> với tao-google-form-clb là tệp Excel đề thi; với xu-li-raw-forms là RAW_PHIEU.xlsx, DAP_AN.xlsx và 01_danh_sach_CLB.xlsx đã điền chỉ tiêu.</w:t>
+        <w:t xml:space="preserve"> với tao-google-form-clb là tệp Excel đề thi; với xu-li-raw-forms là RAW_PHIEU.xlsx, DAP_AN.xlsx và SO_NHAP_CLB.xlsx đã điền chỉ tiêu.</w:t>
       </w:r>
     </w:p>
     <w:p>
@@ -1505,6 +1505,34 @@
           <w:rFonts w:ascii="Consolas" w:hAnsi="Consolas" w:eastAsia="Consolas"/>
           <w:sz w:val="19"/>
         </w:rPr>
+        <w:t xml:space="preserve">  scripts/so_nhap.py             định nghĩa Sổ nhập CLB (đọc, ghi)</w:t>
+      </w:r>
+    </w:p>
+    <w:p>
+      <w:pPr>
+        <w:spacing w:before="0" w:after="0"/>
+        <w:ind w:left="360"/>
+        <w:shd w:val="clear" w:color="auto" w:fill="F2F4F4"/>
+      </w:pPr>
+      <w:r>
+        <w:rPr>
+          <w:rFonts w:ascii="Consolas" w:hAnsi="Consolas" w:eastAsia="Consolas"/>
+          <w:sz w:val="19"/>
+        </w:rPr>
+        <w:t xml:space="preserve">  scripts/i18n_errors.py         câu báo lỗi của sổ nhập</w:t>
+      </w:r>
+    </w:p>
+    <w:p>
+      <w:pPr>
+        <w:spacing w:before="0" w:after="0"/>
+        <w:ind w:left="360"/>
+        <w:shd w:val="clear" w:color="auto" w:fill="F2F4F4"/>
+      </w:pPr>
+      <w:r>
+        <w:rPr>
+          <w:rFonts w:ascii="Consolas" w:hAnsi="Consolas" w:eastAsia="Consolas"/>
+          <w:sz w:val="19"/>
+        </w:rPr>
         <w:t xml:space="preserve">  scripts/THIET_KE_6_PHAN.html   bộ đề ví dụ</w:t>
       </w:r>
     </w:p>
@@ -1603,6 +1631,34 @@
           <w:sz w:val="19"/>
         </w:rPr>
         <w:t xml:space="preserve">  scripts/sinh_du_lieu.py        bộ soát</w:t>
+      </w:r>
+    </w:p>
+    <w:p>
+      <w:pPr>
+        <w:spacing w:before="0" w:after="0"/>
+        <w:ind w:left="360"/>
+        <w:shd w:val="clear" w:color="auto" w:fill="F2F4F4"/>
+      </w:pPr>
+      <w:r>
+        <w:rPr>
+          <w:rFonts w:ascii="Consolas" w:hAnsi="Consolas" w:eastAsia="Consolas"/>
+          <w:sz w:val="19"/>
+        </w:rPr>
+        <w:t xml:space="preserve">  scripts/so_nhap.py             ghi Sổ nhập CLB</w:t>
+      </w:r>
+    </w:p>
+    <w:p>
+      <w:pPr>
+        <w:spacing w:before="0" w:after="0"/>
+        <w:ind w:left="360"/>
+        <w:shd w:val="clear" w:color="auto" w:fill="F2F4F4"/>
+      </w:pPr>
+      <w:r>
+        <w:rPr>
+          <w:rFonts w:ascii="Consolas" w:hAnsi="Consolas" w:eastAsia="Consolas"/>
+          <w:sz w:val="19"/>
+        </w:rPr>
+        <w:t xml:space="preserve">  scripts/i18n_errors.py</w:t>
       </w:r>
     </w:p>
     <w:p>
@@ -3157,7 +3213,7 @@
         <w:rPr>
           <w:i w:val="0"/>
         </w:rPr>
-        <w:t>Sáu tệp trong thư mục:</w:t>
+        <w:t>Bốn tệp trong thư mục:</w:t>
       </w:r>
     </w:p>
     <w:tbl>
@@ -3249,7 +3305,7 @@
                 <w:b w:val="0"/>
                 <w:sz w:val="20"/>
               </w:rPr>
-              <w:t>Bảng điểm từng CLB (mỗi em một dòng), trang 02, 03 và trang Cảnh báo</w:t>
+              <w:t>Bảng điểm từng CLB (mỗi em một dòng) và trang Cảnh báo</w:t>
             </w:r>
           </w:p>
         </w:tc>
@@ -3281,7 +3337,7 @@
                 <w:b/>
                 <w:sz w:val="20"/>
               </w:rPr>
-              <w:t>01_danh_sach_CLB.xlsx</w:t>
+              <w:t>SO_NHAP_CLB.xlsx</w:t>
             </w:r>
           </w:p>
         </w:tc>
@@ -3296,7 +3352,7 @@
                 <w:b w:val="0"/>
                 <w:sz w:val="20"/>
               </w:rPr>
-              <w:t>Danh sách CLB, cột capacity để trống</w:t>
+              <w:t>Sổ nhập CLB: trang 1. CLB (cột Chỉ tiêu để trống), trang 2. Học sinh (nguyện vọng, điểm cạnh CLB đã thi)</w:t>
             </w:r>
           </w:p>
         </w:tc>
@@ -3311,101 +3367,7 @@
                 <w:b w:val="0"/>
                 <w:sz w:val="20"/>
               </w:rPr>
-              <w:t>Điền chỉ tiêu (mục 8)</w:t>
-            </w:r>
-          </w:p>
-        </w:tc>
-      </w:tr>
-      <w:tr>
-        <w:tc>
-          <w:tcPr>
-            <w:tcW w:type="dxa" w:w="2880"/>
-          </w:tcPr>
-          <w:p>
-            <w:r/>
-            <w:r>
-              <w:rPr>
-                <w:b/>
-                <w:sz w:val="20"/>
-              </w:rPr>
-              <w:t>02_chon_CLB_muon_thi.xlsx</w:t>
-            </w:r>
-          </w:p>
-        </w:tc>
-        <w:tc>
-          <w:tcPr>
-            <w:tcW w:type="dxa" w:w="2880"/>
-          </w:tcPr>
-          <w:p>
-            <w:r/>
-            <w:r>
-              <w:rPr>
-                <w:b w:val="0"/>
-                <w:sz w:val="20"/>
-              </w:rPr>
-              <w:t>CLB em dự thi và điểm</w:t>
-            </w:r>
-          </w:p>
-        </w:tc>
-        <w:tc>
-          <w:tcPr>
-            <w:tcW w:type="dxa" w:w="2880"/>
-          </w:tcPr>
-          <w:p>
-            <w:r/>
-            <w:r>
-              <w:rPr>
-                <w:b w:val="0"/>
-                <w:sz w:val="20"/>
-              </w:rPr>
-              <w:t>Nạp thẳng nếu không qua skill</w:t>
-            </w:r>
-          </w:p>
-        </w:tc>
-      </w:tr>
-      <w:tr>
-        <w:tc>
-          <w:tcPr>
-            <w:tcW w:type="dxa" w:w="2880"/>
-          </w:tcPr>
-          <w:p>
-            <w:r/>
-            <w:r>
-              <w:rPr>
-                <w:b/>
-                <w:sz w:val="20"/>
-              </w:rPr>
-              <w:t>03_xep_hang_nguyen_vong.xlsx</w:t>
-            </w:r>
-          </w:p>
-        </w:tc>
-        <w:tc>
-          <w:tcPr>
-            <w:tcW w:type="dxa" w:w="2880"/>
-          </w:tcPr>
-          <w:p>
-            <w:r/>
-            <w:r>
-              <w:rPr>
-                <w:b w:val="0"/>
-                <w:sz w:val="20"/>
-              </w:rPr>
-              <w:t>Nguyện vọng từng buổi</w:t>
-            </w:r>
-          </w:p>
-        </w:tc>
-        <w:tc>
-          <w:tcPr>
-            <w:tcW w:type="dxa" w:w="2880"/>
-          </w:tcPr>
-          <w:p>
-            <w:r/>
-            <w:r>
-              <w:rPr>
-                <w:b w:val="0"/>
-                <w:sz w:val="20"/>
-              </w:rPr>
-              <w:t>Nạp thẳng nếu không qua skill</w:t>
+              <w:t>Điền chỉ tiêu (mục 8), rồi nạp thẳng hoặc qua skill</w:t>
             </w:r>
           </w:p>
         </w:tc>
@@ -3549,7 +3511,7 @@
         <w:t xml:space="preserve">1. </w:t>
       </w:r>
       <w:r>
-        <w:t>Mở 01_danh_sach_CLB.xlsx bằng Excel.</w:t>
+        <w:t>Mở SO_NHAP_CLB.xlsx bằng Excel, trang “1. CLB”.</w:t>
       </w:r>
     </w:p>
     <w:p>
@@ -3563,7 +3525,7 @@
         <w:t xml:space="preserve">2. </w:t>
       </w:r>
       <w:r>
-        <w:t>Điền cột capacity cho mọi CLB: số học sinh tối đa, số nguyên lớn hơn 0.</w:t>
+        <w:t>Điền cột Chỉ tiêu cho mọi CLB: số học sinh tối đa, số nguyên lớn hơn 0.</w:t>
       </w:r>
     </w:p>
     <w:p>
@@ -3577,7 +3539,7 @@
         <w:t xml:space="preserve">3. </w:t>
       </w:r>
       <w:r>
-        <w:t>Có suất dành cho nhóm ưu tiên thì điền reserve_capacity (không lớn hơn capacity) và reserve_group (ví dụ chinh_sach). Không có thì để reserve_capacity là 0, reserve_group trống.</w:t>
+        <w:t>Có suất dành cho nhóm ưu tiên thì điền Suất ưu tiên (không lớn hơn Chỉ tiêu) và Nhóm ưu tiên (ví dụ chinh_sach). Không có thì để trống cả hai.</w:t>
       </w:r>
     </w:p>
     <w:p>
@@ -3591,7 +3553,7 @@
         <w:t xml:space="preserve">4. </w:t>
       </w:r>
       <w:r>
-        <w:t>Không sửa club_id và buoi. Lưu lại, giữ dạng .xlsx.</w:t>
+        <w:t>Không sửa Mã CLB và Buổi. Lưu lại, giữ dạng .xlsx.</w:t>
       </w:r>
     </w:p>
     <w:p>
@@ -3599,7 +3561,7 @@
         <w:pStyle w:val="Heading1"/>
       </w:pPr>
       <w:r>
-        <w:t>9. Chặng 5: xử lí raw thành ba tệp nạp phần mềm</w:t>
+        <w:t>9. Chặng 5: xử lí raw thành Sổ nhập CLB</w:t>
       </w:r>
     </w:p>
     <w:p>
@@ -3621,7 +3583,7 @@
         <w:t xml:space="preserve">1. </w:t>
       </w:r>
       <w:r>
-        <w:t>Đính kèm ba tệp: RAW_PHIEU.xlsx, DAP_AN.xlsx, 01_danh_sach_CLB.xlsx (đã điền chỉ tiêu).</w:t>
+        <w:t>Đính kèm ba tệp: RAW_PHIEU.xlsx, DAP_AN.xlsx, SO_NHAP_CLB.xlsx (đã điền chỉ tiêu).</w:t>
       </w:r>
     </w:p>
     <w:p>
@@ -3649,7 +3611,7 @@
         <w:t xml:space="preserve">3. </w:t>
       </w:r>
       <w:r>
-        <w:t>Claude chạy skill xu-li-raw-forms, gửi lại 01_danh_sach_CLB.csv, 02_chon_CLB_muon_thi.csv, 03_xep_hang_nguyen_vong.csv và BAO_CAO_BAT_THUONG.md, cùng tóm tắt những điều cần xem.</w:t>
+        <w:t>Claude chạy skill xu-li-raw-forms, gửi lại một SO_NHAP_CLB.xlsx mới (điểm đã chấm lại) và BAO_CAO_BAT_THUONG.md, cùng tóm tắt những điều cần xem.</w:t>
       </w:r>
     </w:p>
     <w:p>
@@ -3663,7 +3625,7 @@
         <w:t xml:space="preserve">4. </w:t>
       </w:r>
       <w:r>
-        <w:t>Nếu chạy trong kho mã rbda-kiosk, Claude còn nạp thử ba tệp vào phần mềm thật và báo số cảnh báo.</w:t>
+        <w:t>Nếu chạy trong kho mã rbda-kiosk, Claude còn nạp thử sổ vào phần mềm thật và báo số cảnh báo.</w:t>
       </w:r>
     </w:p>
     <w:p>
@@ -3727,7 +3689,7 @@
           <w:rFonts w:ascii="Consolas" w:hAnsi="Consolas" w:eastAsia="Consolas"/>
           <w:sz w:val="19"/>
         </w:rPr>
-        <w:t xml:space="preserve">    --clb    "Kết quả CLB .../01_danh_sach_CLB.xlsx" \</w:t>
+        <w:t xml:space="preserve">    --clb    "Kết quả CLB .../SO_NHAP_CLB.xlsx" \</w:t>
       </w:r>
     </w:p>
     <w:p>
@@ -3762,7 +3724,7 @@
         <w:rPr>
           <w:i w:val="0"/>
         </w:rPr>
-        <w:t>Không có --clb thì skill vẫn chạy, nhưng tệp 01 là mẫu với capacity trống và phải điền trước khi nạp. Mã thoát 1 và dòng “KHÔNG GHI TỆP NÀO” nghĩa là đầu vào hỏng (thiếu cột, tệp chỉ tiêu thiếu CLB, buổi không khớp): đọc lý do, sửa, chạy lại.</w:t>
+        <w:t>Không có --clb thì skill vẫn chạy, nhưng cột Chỉ tiêu của sổ để trống và phải điền trước khi nạp. Mã thoát 1 và dòng “KHÔNG GHI TỆP NÀO” nghĩa là đầu vào hỏng (thiếu cột, tệp chỉ tiêu thiếu CLB, buổi không khớp): đọc lý do, sửa, chạy lại.</w:t>
       </w:r>
     </w:p>
     <w:p>
@@ -3925,7 +3887,7 @@
                 <w:b w:val="0"/>
                 <w:sz w:val="20"/>
               </w:rPr>
-              <w:t>Sửa đáp án trên Forms. Điểm trong tệp 02 đã theo đáp án gốc</w:t>
+              <w:t>Sửa đáp án trên Forms. Điểm trong sổ đã theo đáp án gốc</w:t>
             </w:r>
           </w:p>
         </w:tc>
@@ -4247,7 +4209,7 @@
         <w:t xml:space="preserve">2. </w:t>
       </w:r>
       <w:r>
-        <w:t>Thẻ “01 · Vận hành sắp xếp”: kéo ba tệp 01, 02, 03 thả vào ô kéo thả (phần mềm tự sắp thứ tự nạp). Đọc dòng “Nhận diện: ...” của từng tệp, rồi bấm “Nhập tất cả”.</w:t>
+        <w:t>Thẻ “01 · Vận hành sắp xếp”: kéo SO_NHAP_CLB.xlsx thả vào ô kéo thả. Phần mềm đọc thử và hiện dòng tóm tắt (số CLB, buổi, học sinh); sổ có lỗi thì liệt kê từng lỗi kèm trang, dòng. Đối chiếu con số rồi bấm “Nhập sổ”.</w:t>
       </w:r>
     </w:p>
     <w:p>
@@ -5112,7 +5074,7 @@
                 <w:b/>
                 <w:sz w:val="20"/>
               </w:rPr>
-              <w:t>Phần mềm báo thiếu chỉ tiêu</w:t>
+              <w:t>Phần mềm báo Chỉ tiêu phải lớn hơn 0</w:t>
             </w:r>
           </w:p>
         </w:tc>
@@ -5127,7 +5089,7 @@
                 <w:b w:val="0"/>
                 <w:sz w:val="20"/>
               </w:rPr>
-              <w:t>Chưa điền capacity trong tệp 01</w:t>
+              <w:t>Chưa điền cột Chỉ tiêu ở trang 1. CLB</w:t>
             </w:r>
           </w:p>
         </w:tc>
@@ -5142,7 +5104,7 @@
                 <w:b w:val="0"/>
                 <w:sz w:val="20"/>
               </w:rPr>
-              <w:t>Điền rồi nạp lại</w:t>
+              <w:t>Điền rồi kéo sổ vào lại</w:t>
             </w:r>
           </w:p>
         </w:tc>
@@ -5464,7 +5426,7 @@
                 <w:b w:val="0"/>
                 <w:sz w:val="20"/>
               </w:rPr>
-              <w:t>Đọc raw, chấm lại, soát, ghi ba tệp nạp và báo cáo</w:t>
+              <w:t>Đọc raw, chấm lại, soát, ghi Sổ nhập CLB và báo cáo</w:t>
             </w:r>
           </w:p>
         </w:tc>
@@ -5496,7 +5458,39 @@
                 <w:b w:val="0"/>
                 <w:sz w:val="20"/>
               </w:rPr>
-              <w:t>Bộ soát 9 điều và bộ ghi ba tệp (dùng chung)</w:t>
+              <w:t>Bộ soát 9 điều và bộ ghi sổ nhập (dùng chung)</w:t>
+            </w:r>
+          </w:p>
+        </w:tc>
+      </w:tr>
+      <w:tr>
+        <w:tc>
+          <w:tcPr>
+            <w:tcW w:type="dxa" w:w="4320"/>
+          </w:tcPr>
+          <w:p>
+            <w:r/>
+            <w:r>
+              <w:rPr>
+                <w:b/>
+                <w:sz w:val="20"/>
+              </w:rPr>
+              <w:t>so_nhap.py</w:t>
+            </w:r>
+          </w:p>
+        </w:tc>
+        <w:tc>
+          <w:tcPr>
+            <w:tcW w:type="dxa" w:w="4320"/>
+          </w:tcPr>
+          <w:p>
+            <w:r/>
+            <w:r>
+              <w:rPr>
+                <w:b w:val="0"/>
+                <w:sz w:val="20"/>
+              </w:rPr>
+              <w:t>Định nghĩa Sổ nhập CLB: phần mềm, skill và bộ chuyển Forms cùng dùng</w:t>
             </w:r>
           </w:p>
         </w:tc>
@@ -6223,7 +6217,7 @@
         <w:t xml:space="preserve">7. </w:t>
       </w:r>
       <w:r>
-        <w:t>Điền capacity trong 01_danh_sach_CLB.xlsx.</w:t>
+        <w:t>Điền cột Chỉ tiêu ở trang 1. CLB của SO_NHAP_CLB.xlsx.</w:t>
       </w:r>
     </w:p>
     <w:p>
@@ -6237,7 +6231,7 @@
         <w:t xml:space="preserve">8. </w:t>
       </w:r>
       <w:r>
-        <w:t>Claude: “xử lí raw” kèm RAW_PHIEU, DAP_AN, 01 → nhận 01, 02, 03 (.csv) và báo cáo.</w:t>
+        <w:t>Claude: “xử lí raw” kèm RAW_PHIEU, DAP_AN, SO_NHAP_CLB → nhận sổ nhập mới và báo cáo.</w:t>
       </w:r>
     </w:p>
     <w:p>
@@ -6265,7 +6259,7 @@
         <w:t xml:space="preserve">10. </w:t>
       </w:r>
       <w:r>
-        <w:t>Phần mềm: nạp 01, 02, 03 → đọc cảnh báo → Chạy sắp xếp (ghi lại seed) → Xuất kết quả.</w:t>
+        <w:t>Phần mềm: kéo SO_NHAP_CLB.xlsx vào → Nhập sổ → đọc cảnh báo → Chạy sắp xếp (ghi lại seed) → Xuất kết quả.</w:t>
       </w:r>
     </w:p>
     <w:sectPr>
